--- a/docs/Work4U_מדריך_מנהל.docx
+++ b/docs/Work4U_מדריך_מנהל.docx
@@ -170,10 +170,7 @@
         <w:jc w:val="left"/>
       </w:pPr>
       <w:r>
-        <w:t>מ</w:t>
-      </w:r>
-      <w:r>
-        <w:t>בנה האפליקציה למנהל</w:t>
+        <w:t>מבנה האפליקציה למנהל</w:t>
       </w:r>
     </w:p>
     <w:p>
@@ -317,20 +314,6 @@
         </w:numPr>
         <w:spacing w:after="80"/>
         <w:jc w:val="left"/>
-      </w:pPr>
-      <w:r>
-        <w:t>אם זו סביבת הדגמה, בחרו במצב 'מנהל'.</w:t>
-      </w:r>
-    </w:p>
-    <w:p>
-      <w:pPr>
-        <w:pStyle w:val="a5"/>
-        <w:numPr>
-          <w:ilvl w:val="0"/>
-          <w:numId w:val="4"/>
-        </w:numPr>
-        <w:spacing w:after="80"/>
-        <w:jc w:val="left"/>
         <w:rPr>
           <w:rtl w:val="0"/>
         </w:rPr>
@@ -346,6 +329,9 @@
         <w:jc w:val="left"/>
       </w:pPr>
       <w:r>
+        <w:rPr>
+          <w:noProof/>
+        </w:rPr>
         <w:drawing>
           <wp:inline distT="0" distB="0" distL="0" distR="0" wp14:anchorId="2F7C2E01" wp14:editId="48845007">
             <wp:extent cx="2525392" cy="1290209"/>
@@ -548,6 +534,9 @@
         <w:jc w:val="left"/>
       </w:pPr>
       <w:r>
+        <w:rPr>
+          <w:noProof/>
+        </w:rPr>
         <w:drawing>
           <wp:inline distT="0" distB="0" distL="0" distR="0" wp14:anchorId="3D26A612" wp14:editId="608F4CA8">
             <wp:extent cx="1375157" cy="2282019"/>
@@ -787,6 +776,9 @@
         <w:jc w:val="left"/>
       </w:pPr>
       <w:r>
+        <w:rPr>
+          <w:noProof/>
+        </w:rPr>
         <w:lastRenderedPageBreak/>
         <w:drawing>
           <wp:inline distT="0" distB="0" distL="0" distR="0" wp14:anchorId="1D402784" wp14:editId="5B0064CC">
@@ -906,6 +898,9 @@
         <w:jc w:val="left"/>
       </w:pPr>
       <w:r>
+        <w:rPr>
+          <w:noProof/>
+        </w:rPr>
         <w:drawing>
           <wp:inline distT="0" distB="0" distL="0" distR="0" wp14:anchorId="4B7F21ED" wp14:editId="1E843B73">
             <wp:extent cx="2475865" cy="1969618"/>
@@ -950,14 +945,14 @@
         <w:jc w:val="left"/>
       </w:pPr>
       <w:r>
-        <w:t>5</w:t>
-      </w:r>
-      <w:r>
-        <w:t>. ניהול מקומות קיימים</w:t>
-      </w:r>
-    </w:p>
-    <w:p>
-      <w:r>
+        <w:t>5. ניהול מקומות קיימים</w:t>
+      </w:r>
+    </w:p>
+    <w:p>
+      <w:r>
+        <w:rPr>
+          <w:noProof/>
+        </w:rPr>
         <w:drawing>
           <wp:inline distT="0" distB="0" distL="0" distR="0" wp14:anchorId="55D9699B" wp14:editId="05ECB3E0">
             <wp:extent cx="6120130" cy="480060"/>
@@ -1061,6 +1056,9 @@
         <w:jc w:val="left"/>
       </w:pPr>
       <w:r>
+        <w:rPr>
+          <w:noProof/>
+        </w:rPr>
         <w:lastRenderedPageBreak/>
         <w:drawing>
           <wp:inline distT="0" distB="0" distL="0" distR="0" wp14:anchorId="6EB2C0B5" wp14:editId="70CF8363">
@@ -1252,6 +1250,9 @@
         <w:jc w:val="left"/>
       </w:pPr>
       <w:r>
+        <w:rPr>
+          <w:noProof/>
+        </w:rPr>
         <w:drawing>
           <wp:inline distT="0" distB="0" distL="0" distR="0" wp14:anchorId="15CE80B0" wp14:editId="72DD7112">
             <wp:extent cx="1352550" cy="2255224"/>
@@ -1295,10 +1296,7 @@
         <w:jc w:val="left"/>
       </w:pPr>
       <w:r>
-        <w:t>ש</w:t>
-      </w:r>
-      <w:r>
-        <w:t>ם המקום, הכתובת והמיקום אינם מיועדים לעריכה במסך זה. לאחר עדכון הפרטים, לחצו על 'שמור שינויים'. אם השמירה הצליחה, תופיע הודעת הצלחה והרשימה תתעדכן.</w:t>
+        <w:t>שם המקום, הכתובת והמיקום אינם מיועדים לעריכה במסך זה. לאחר עדכון הפרטים, לחצו על 'שמור שינויים'. אם השמירה הצליחה, תופיע הודעת הצלחה והרשימה תתעדכן.</w:t>
       </w:r>
     </w:p>
     <w:p>
@@ -1326,6 +1324,9 @@
         <w:jc w:val="left"/>
       </w:pPr>
       <w:r>
+        <w:rPr>
+          <w:noProof/>
+        </w:rPr>
         <w:drawing>
           <wp:inline distT="0" distB="0" distL="0" distR="0" wp14:anchorId="6428B379" wp14:editId="087A0D5D">
             <wp:extent cx="2730500" cy="1953675"/>
@@ -1459,10 +1460,7 @@
         <w:jc w:val="left"/>
       </w:pPr>
       <w:r>
-        <w:t>מ</w:t>
-      </w:r>
-      <w:r>
-        <w:t>ומלץ להעלות תמונות ברורות, רלוונטיות ומכבדות. אין להעלות תמונות שאינן קשורות למקום או תמונות שמציגות מידע פרטי של אנשים.</w:t>
+        <w:t>מומלץ להעלות תמונות ברורות, רלוונטיות ומכבדות. אין להעלות תמונות שאינן קשורות למקום או תמונות שמציגות מידע פרטי של אנשים.</w:t>
       </w:r>
     </w:p>
     <w:p>
@@ -1579,6 +1577,9 @@
         <w:jc w:val="left"/>
       </w:pPr>
       <w:r>
+        <w:rPr>
+          <w:noProof/>
+        </w:rPr>
         <w:drawing>
           <wp:inline distT="0" distB="0" distL="0" distR="0" wp14:anchorId="096810E6" wp14:editId="47F8BDD6">
             <wp:extent cx="3351530" cy="1742184"/>
@@ -1622,10 +1623,7 @@
         <w:jc w:val="left"/>
       </w:pPr>
       <w:r>
-        <w:t>ל</w:t>
-      </w:r>
-      <w:r>
-        <w:t>אחר האישור, המקום לא אמור להופיע עוד למשתמשים ברשימת המקומות הרגילה. אם אינכם בטוחים, עדיף לבטל את הפעולה ולבדוק שוב.</w:t>
+        <w:t>לאחר האישור, המקום לא אמור להופיע עוד למשתמשים ברשימת המקומות הרגילה. אם אינכם בטוחים, עדיף לבטל את הפעולה ולבדוק שוב.</w:t>
       </w:r>
     </w:p>
     <w:p>
@@ -1634,6 +1632,9 @@
         <w:jc w:val="left"/>
       </w:pPr>
       <w:r>
+        <w:rPr>
+          <w:noProof/>
+        </w:rPr>
         <w:drawing>
           <wp:inline distT="0" distB="0" distL="0" distR="0" wp14:anchorId="229DA0EB" wp14:editId="71180A8C">
             <wp:extent cx="1138181" cy="1765300"/>
@@ -1782,10 +1783,7 @@
         <w:jc w:val="left"/>
       </w:pPr>
       <w:r>
-        <w:t>1</w:t>
-      </w:r>
-      <w:r>
-        <w:t>0. טיפול בהודעות שגיאה</w:t>
+        <w:t>10. טיפול בהודעות שגיאה</w:t>
       </w:r>
     </w:p>
     <w:p>
